--- a/templates/full-kp-nika-tpl.docx
+++ b/templates/full-kp-nika-tpl.docx
@@ -1038,7 +1038,7 @@
           <w:color w:val="7A2940"/>
           <w:sz w:val="25"/>
         </w:rPr>
-        <w:t>СТОИМОСТЬ РАБОТ ПО АППАРАТАМ</w:t>
+        <w:t>{tbl_title}</w:t>
       </w:r>
     </w:p>
     <w:tbl>
@@ -1113,16 +1113,14 @@
             <w:pPr>
               <w:jc w:val="center"/>
             </w:pPr>
-            <w:proofErr w:type="spellStart"/>
             <w:r>
               <w:rPr>
                 <w:b/>
                 <w:color w:val="FFFFFF"/>
                 <w:sz w:val="15"/>
               </w:rPr>
-              <w:t>Оборудование</w:t>
+              <w:t>{tbl_col1}</w:t>
             </w:r>
-            <w:proofErr w:type="spellEnd"/>
           </w:p>
         </w:tc>
         <w:tc>
@@ -1141,23 +1139,13 @@
             <w:pPr>
               <w:jc w:val="center"/>
             </w:pPr>
-            <w:proofErr w:type="spellStart"/>
             <w:r>
               <w:rPr>
                 <w:b/>
                 <w:color w:val="FFFFFF"/>
                 <w:sz w:val="15"/>
               </w:rPr>
-              <w:t>Инвентарный</w:t>
-            </w:r>
-            <w:proofErr w:type="spellEnd"/>
-            <w:r>
-              <w:rPr>
-                <w:b/>
-                <w:color w:val="FFFFFF"/>
-                <w:sz w:val="15"/>
-              </w:rPr>
-              <w:t xml:space="preserve"> №</w:t>
+              <w:t>{tbl_col2}</w:t>
             </w:r>
           </w:p>
         </w:tc>
@@ -1177,70 +1165,14 @@
             <w:pPr>
               <w:jc w:val="center"/>
             </w:pPr>
-            <w:proofErr w:type="spellStart"/>
             <w:r>
               <w:rPr>
                 <w:b/>
                 <w:color w:val="FFFFFF"/>
                 <w:sz w:val="15"/>
               </w:rPr>
-              <w:t>Расчетные</w:t>
+              <w:t>{tbl_col3}</w:t>
             </w:r>
-            <w:proofErr w:type="spellEnd"/>
-            <w:r>
-              <w:rPr>
-                <w:b/>
-                <w:color w:val="FFFFFF"/>
-                <w:sz w:val="15"/>
-              </w:rPr>
-              <w:t xml:space="preserve"> </w:t>
-            </w:r>
-            <w:proofErr w:type="spellStart"/>
-            <w:r>
-              <w:rPr>
-                <w:b/>
-                <w:color w:val="FFFFFF"/>
-                <w:sz w:val="15"/>
-              </w:rPr>
-              <w:t>данные</w:t>
-            </w:r>
-            <w:proofErr w:type="spellEnd"/>
-            <w:r>
-              <w:rPr>
-                <w:b/>
-                <w:color w:val="FFFFFF"/>
-                <w:sz w:val="15"/>
-              </w:rPr>
-              <w:t xml:space="preserve"> </w:t>
-            </w:r>
-            <w:proofErr w:type="spellStart"/>
-            <w:r>
-              <w:rPr>
-                <w:b/>
-                <w:color w:val="FFFFFF"/>
-                <w:sz w:val="15"/>
-              </w:rPr>
-              <w:t>по</w:t>
-            </w:r>
-            <w:proofErr w:type="spellEnd"/>
-            <w:r>
-              <w:rPr>
-                <w:b/>
-                <w:color w:val="FFFFFF"/>
-                <w:sz w:val="15"/>
-              </w:rPr>
-              <w:t xml:space="preserve"> </w:t>
-            </w:r>
-            <w:proofErr w:type="spellStart"/>
-            <w:r>
-              <w:rPr>
-                <w:b/>
-                <w:color w:val="FFFFFF"/>
-                <w:sz w:val="15"/>
-              </w:rPr>
-              <w:t>трубкам</w:t>
-            </w:r>
-            <w:proofErr w:type="spellEnd"/>
           </w:p>
         </w:tc>
         <w:tc>
@@ -1259,16 +1191,14 @@
             <w:pPr>
               <w:jc w:val="center"/>
             </w:pPr>
-            <w:proofErr w:type="spellStart"/>
             <w:r>
               <w:rPr>
                 <w:b/>
                 <w:color w:val="FFFFFF"/>
                 <w:sz w:val="15"/>
               </w:rPr>
-              <w:t>Кол-во</w:t>
+              <w:t>{tbl_col4}</w:t>
             </w:r>
-            <w:proofErr w:type="spellEnd"/>
           </w:p>
         </w:tc>
         <w:tc>
@@ -1287,59 +1217,13 @@
             <w:pPr>
               <w:jc w:val="center"/>
             </w:pPr>
-            <w:proofErr w:type="spellStart"/>
             <w:r>
               <w:rPr>
                 <w:b/>
                 <w:color w:val="FFFFFF"/>
                 <w:sz w:val="15"/>
               </w:rPr>
-              <w:t>Сумма</w:t>
-            </w:r>
-            <w:proofErr w:type="spellEnd"/>
-            <w:r>
-              <w:rPr>
-                <w:b/>
-                <w:color w:val="FFFFFF"/>
-                <w:sz w:val="15"/>
-              </w:rPr>
-              <w:t xml:space="preserve"> </w:t>
-            </w:r>
-            <w:proofErr w:type="spellStart"/>
-            <w:r>
-              <w:rPr>
-                <w:b/>
-                <w:color w:val="FFFFFF"/>
-                <w:sz w:val="15"/>
-              </w:rPr>
-              <w:t>без</w:t>
-            </w:r>
-            <w:proofErr w:type="spellEnd"/>
-            <w:r>
-              <w:rPr>
-                <w:b/>
-                <w:color w:val="FFFFFF"/>
-                <w:sz w:val="15"/>
-              </w:rPr>
-              <w:t xml:space="preserve"> НДС, </w:t>
-            </w:r>
-            <w:proofErr w:type="spellStart"/>
-            <w:r>
-              <w:rPr>
-                <w:b/>
-                <w:color w:val="FFFFFF"/>
-                <w:sz w:val="15"/>
-              </w:rPr>
-              <w:t>руб</w:t>
-            </w:r>
-            <w:proofErr w:type="spellEnd"/>
-            <w:r>
-              <w:rPr>
-                <w:b/>
-                <w:color w:val="FFFFFF"/>
-                <w:sz w:val="15"/>
-              </w:rPr>
-              <w:t>.</w:t>
+              <w:t>{tbl_col5}</w:t>
             </w:r>
           </w:p>
         </w:tc>
@@ -1533,7 +1417,7 @@
                 <w:sz w:val="15"/>
                 <w:lang w:val="ru-RU"/>
               </w:rPr>
-              <w:t>Транспортные расходы: мобилизация и демобилизация оборудования и персонала</w:t>
+              <w:t>{tbl_transport_label}</w:t>
             </w:r>
           </w:p>
         </w:tc>
